--- a/projects/TRD-EHR/paper1-trd-prediction/parts/supplement/21-s7-record-length-and-prediction.docx
+++ b/projects/TRD-EHR/paper1-trd-prediction/parts/supplement/21-s7-record-length-and-prediction.docx
@@ -2,7 +2,7 @@
 <file path=word/document.xml><?xml version="1.0" encoding="utf-8"?>
 <w:document xmlns:w="http://schemas.openxmlformats.org/wordprocessingml/2006/main" xmlns:m="http://schemas.openxmlformats.org/officeDocument/2006/math" xmlns:r="http://schemas.openxmlformats.org/officeDocument/2006/relationships" xmlns:o="urn:schemas-microsoft-com:office:office" xmlns:v="urn:schemas-microsoft-com:vml" xmlns:w10="urn:schemas-microsoft-com:office:word" xmlns:a="http://schemas.openxmlformats.org/drawingml/2006/main" xmlns:pic="http://schemas.openxmlformats.org/drawingml/2006/picture" xmlns:wp="http://schemas.openxmlformats.org/drawingml/2006/wordprocessingDrawing">
   <w:body>
-    <w:bookmarkStart w:id="24" w:name="s7-record-length-and-prediction"/>
+    <w:bookmarkStart w:id="32" w:name="s7-record-length-and-prediction"/>
     <w:p>
       <w:pPr>
         <w:pStyle w:val="Heading1"/>
@@ -24,7 +24,7 @@
         <w:pStyle w:val="BodyText"/>
       </w:pPr>
       <w:r>
-        <w:t xml:space="preserve">Using the full recorded history, outcome correlations were small: Spearman ρ=−0.073 (95% CI −0.082 to −0.064) for pre-index history length, −0.064 (95% CI −0.073 to −0.054) for encounter count, and −0.029 (95% CI −0.038 to −0.020) for diagnosis-to-index interval. Prescribing on the day of diagnosis or the next day occurred in 27,906 patients, with outcome frequency 18.4% (95% CI 17.9–18.8), compared with 14,673 patients and 15.9% (95% CI 15.3–16.5) for later prescribing. These weak marginal relationships do not rule out care-process contributions to prediction.</w:t>
+        <w:t xml:space="preserve">Using the full recorded history, outcome correlations were small: Spearman ρ=−0.073 (95% CI −0.082 to −0.064) for pre-index history length, −0.064 (95% CI −0.073 to −0.054) for encounter count, and −0.029 (95% CI −0.038 to −0.020) for diagnosis-to-index interval. Prescribing on the day of diagnosis or the next day occurred in 27,906 patients, with outcome frequency 18.4% (95% CI 17.9–18.8), compared with 14,673 patients and 15.9% (95% CI 15.3–16.5) for later prescribing (Figure S12). These weak marginal relationships do not rule out care-process contributions to prediction.</w:t>
       </w:r>
     </w:p>
     <w:p>
@@ -44,12 +44,12 @@
           <wp:inline>
             <wp:extent cx="5212080" cy="2978331"/>
             <wp:effectExtent b="0" l="0" r="0" t="0"/>
-            <wp:docPr descr="" title="" id="1" name="Picture"/>
+            <wp:docPr descr="" title="" id="21" name="Picture"/>
             <a:graphic>
               <a:graphicData uri="http://schemas.openxmlformats.org/drawingml/2006/picture">
                 <pic:pic>
                   <pic:nvPicPr>
-                    <pic:cNvPr descr="../notebooks/figures/density_pre_anchor_history_days.png" id="0" name="Picture"/>
+                    <pic:cNvPr descr="../results/notebook_figures/density_pre_anchor_history_days.png" id="22" name="Picture"/>
                     <pic:cNvPicPr>
                       <a:picLocks noChangeArrowheads="1" noChangeAspect="1"/>
                     </pic:cNvPicPr>
@@ -99,130 +99,12 @@
           <wp:inline>
             <wp:extent cx="5212080" cy="2978331"/>
             <wp:effectExtent b="0" l="0" r="0" t="0"/>
-            <wp:docPr descr="" title="" id="1" name="Picture"/>
+            <wp:docPr descr="" title="" id="24" name="Picture"/>
             <a:graphic>
               <a:graphicData uri="http://schemas.openxmlformats.org/drawingml/2006/picture">
                 <pic:pic>
                   <pic:nvPicPr>
-                    <pic:cNvPr descr="../notebooks/figures/density_mdd_to_anchor_days.png" id="0" name="Picture"/>
-                    <pic:cNvPicPr>
-                      <a:picLocks noChangeArrowheads="1" noChangeAspect="1"/>
-                    </pic:cNvPicPr>
-                  </pic:nvPicPr>
-                  <pic:blipFill>
-                    <a:blip r:embed="rId21"/>
-                    <a:stretch>
-                      <a:fillRect/>
-                    </a:stretch>
-                  </pic:blipFill>
-                  <pic:spPr bwMode="auto">
-                    <a:xfrm>
-                      <a:off x="0" y="0"/>
-                      <a:ext cx="5212080" cy="2978331"/>
-                    </a:xfrm>
-                    <a:prstGeom prst="rect">
-                      <a:avLst/>
-                    </a:prstGeom>
-                    <a:noFill/>
-                    <a:ln w="9525">
-                      <a:noFill/>
-                      <a:headEnd/>
-                      <a:tailEnd/>
-                    </a:ln>
-                  </pic:spPr>
-                </pic:pic>
-              </a:graphicData>
-            </a:graphic>
-          </wp:inline>
-        </w:drawing>
-      </w:r>
-    </w:p>
-    <w:p>
-      <w:pPr>
-        <w:pStyle w:val="BodyText"/>
-      </w:pPr>
-      <w:r>
-        <w:t xml:space="preserve">Figure S10. Continued on the next page.</w:t>
-      </w:r>
-    </w:p>
-    <w:p>
-      <w:pPr>
-        <w:pStyle w:val="BodyText"/>
-      </w:pPr>
-      <w:r>
-        <w:t xml:space="preserve">C Encounter count</w:t>
-      </w:r>
-    </w:p>
-    <w:p>
-      <w:pPr>
-        <w:pStyle w:val="BodyText"/>
-      </w:pPr>
-      <w:r>
-        <w:drawing>
-          <wp:inline>
-            <wp:extent cx="5212080" cy="2978331"/>
-            <wp:effectExtent b="0" l="0" r="0" t="0"/>
-            <wp:docPr descr="" title="" id="1" name="Picture"/>
-            <a:graphic>
-              <a:graphicData uri="http://schemas.openxmlformats.org/drawingml/2006/picture">
-                <pic:pic>
-                  <pic:nvPicPr>
-                    <pic:cNvPr descr="../notebooks/figures/density_num_encounters.png" id="0" name="Picture"/>
-                    <pic:cNvPicPr>
-                      <a:picLocks noChangeArrowheads="1" noChangeAspect="1"/>
-                    </pic:cNvPicPr>
-                  </pic:nvPicPr>
-                  <pic:blipFill>
-                    <a:blip r:embed="rId22"/>
-                    <a:stretch>
-                      <a:fillRect/>
-                    </a:stretch>
-                  </pic:blipFill>
-                  <pic:spPr bwMode="auto">
-                    <a:xfrm>
-                      <a:off x="0" y="0"/>
-                      <a:ext cx="5212080" cy="2978331"/>
-                    </a:xfrm>
-                    <a:prstGeom prst="rect">
-                      <a:avLst/>
-                    </a:prstGeom>
-                    <a:noFill/>
-                    <a:ln w="9525">
-                      <a:noFill/>
-                      <a:headEnd/>
-                      <a:tailEnd/>
-                    </a:ln>
-                  </pic:spPr>
-                </pic:pic>
-              </a:graphicData>
-            </a:graphic>
-          </wp:inline>
-        </w:drawing>
-      </w:r>
-    </w:p>
-    <w:p>
-      <w:pPr>
-        <w:pStyle w:val="BodyText"/>
-      </w:pPr>
-      <w:r>
-        <w:t xml:space="preserve">D Outcome frequency by prescription timing</w:t>
-      </w:r>
-    </w:p>
-    <w:p>
-      <w:pPr>
-        <w:pStyle w:val="BodyText"/>
-      </w:pPr>
-      <w:r>
-        <w:drawing>
-          <wp:inline>
-            <wp:extent cx="5212080" cy="2978331"/>
-            <wp:effectExtent b="0" l="0" r="0" t="0"/>
-            <wp:docPr descr="" title="" id="1" name="Picture"/>
-            <a:graphic>
-              <a:graphicData uri="http://schemas.openxmlformats.org/drawingml/2006/picture">
-                <pic:pic>
-                  <pic:nvPicPr>
-                    <pic:cNvPr descr="../results/review/metric_intervals/trd_rate_by_prescription_timing.png" id="0" name="Picture"/>
+                    <pic:cNvPr descr="../results/notebook_figures/density_mdd_to_anchor_days.png" id="25" name="Picture"/>
                     <pic:cNvPicPr>
                       <a:picLocks noChangeArrowheads="1" noChangeAspect="1"/>
                     </pic:cNvPicPr>
@@ -260,7 +142,7 @@
         <w:pStyle w:val="BodyText"/>
       </w:pPr>
       <w:r>
-        <w:t xml:space="preserve">Figure S10. Record length, diagnosis-to-index interval, encounter count, and outcome frequency by prescription timing. A–C show outcome-stratified distributions; axes are truncated as labeled in the original plots. D compares prescribing within 1 day of diagnosis (the day of diagnosis or the next day) with prescribing 2 or more days later. Bars carry Wilson 95% CIs, and each bar is labeled with its outcome frequency and counts. The dashed line is the cohort outcome frequency, 17.5%, with its 95% CI (17.2–17.9) shaded.</w:t>
+        <w:t xml:space="preserve">C Encounter count</w:t>
       </w:r>
     </w:p>
     <w:p>
@@ -268,7 +150,117 @@
         <w:pStyle w:val="BodyText"/>
       </w:pPr>
       <w:r>
-        <w:t xml:space="preserve">The held-out test set was divided into quintiles of pre-index history length, and each retrieval arm was scored within each quintile at its own best k from section S6. The best k was chosen on all test patients, so these values are optimistic in the same way.</w:t>
+        <w:drawing>
+          <wp:inline>
+            <wp:extent cx="5212080" cy="2978331"/>
+            <wp:effectExtent b="0" l="0" r="0" t="0"/>
+            <wp:docPr descr="" title="" id="27" name="Picture"/>
+            <a:graphic>
+              <a:graphicData uri="http://schemas.openxmlformats.org/drawingml/2006/picture">
+                <pic:pic>
+                  <pic:nvPicPr>
+                    <pic:cNvPr descr="../results/notebook_figures/density_num_encounters.png" id="28" name="Picture"/>
+                    <pic:cNvPicPr>
+                      <a:picLocks noChangeArrowheads="1" noChangeAspect="1"/>
+                    </pic:cNvPicPr>
+                  </pic:nvPicPr>
+                  <pic:blipFill>
+                    <a:blip r:embed="rId26"/>
+                    <a:stretch>
+                      <a:fillRect/>
+                    </a:stretch>
+                  </pic:blipFill>
+                  <pic:spPr bwMode="auto">
+                    <a:xfrm>
+                      <a:off x="0" y="0"/>
+                      <a:ext cx="5212080" cy="2978331"/>
+                    </a:xfrm>
+                    <a:prstGeom prst="rect">
+                      <a:avLst/>
+                    </a:prstGeom>
+                    <a:noFill/>
+                    <a:ln w="9525">
+                      <a:noFill/>
+                      <a:headEnd/>
+                      <a:tailEnd/>
+                    </a:ln>
+                  </pic:spPr>
+                </pic:pic>
+              </a:graphicData>
+            </a:graphic>
+          </wp:inline>
+        </w:drawing>
+      </w:r>
+    </w:p>
+    <w:p>
+      <w:pPr>
+        <w:pStyle w:val="BodyText"/>
+      </w:pPr>
+      <w:r>
+        <w:t xml:space="preserve">D Outcome frequency by prescription timing</w:t>
+      </w:r>
+    </w:p>
+    <w:p>
+      <w:pPr>
+        <w:pStyle w:val="BodyText"/>
+      </w:pPr>
+      <w:r>
+        <w:drawing>
+          <wp:inline>
+            <wp:extent cx="5212080" cy="2978331"/>
+            <wp:effectExtent b="0" l="0" r="0" t="0"/>
+            <wp:docPr descr="" title="" id="30" name="Picture"/>
+            <a:graphic>
+              <a:graphicData uri="http://schemas.openxmlformats.org/drawingml/2006/picture">
+                <pic:pic>
+                  <pic:nvPicPr>
+                    <pic:cNvPr descr="../results/review/metric_intervals/trd_rate_by_prescription_timing.png" id="31" name="Picture"/>
+                    <pic:cNvPicPr>
+                      <a:picLocks noChangeArrowheads="1" noChangeAspect="1"/>
+                    </pic:cNvPicPr>
+                  </pic:nvPicPr>
+                  <pic:blipFill>
+                    <a:blip r:embed="rId29"/>
+                    <a:stretch>
+                      <a:fillRect/>
+                    </a:stretch>
+                  </pic:blipFill>
+                  <pic:spPr bwMode="auto">
+                    <a:xfrm>
+                      <a:off x="0" y="0"/>
+                      <a:ext cx="5212080" cy="2978331"/>
+                    </a:xfrm>
+                    <a:prstGeom prst="rect">
+                      <a:avLst/>
+                    </a:prstGeom>
+                    <a:noFill/>
+                    <a:ln w="9525">
+                      <a:noFill/>
+                      <a:headEnd/>
+                      <a:tailEnd/>
+                    </a:ln>
+                  </pic:spPr>
+                </pic:pic>
+              </a:graphicData>
+            </a:graphic>
+          </wp:inline>
+        </w:drawing>
+      </w:r>
+    </w:p>
+    <w:p>
+      <w:pPr>
+        <w:pStyle w:val="BodyText"/>
+      </w:pPr>
+      <w:r>
+        <w:t xml:space="preserve">Figure S12. Record length, diagnosis-to-index interval, encounter count, and outcome frequency by prescription timing. A–C show outcome-stratified distributions; axes are truncated as labeled. D compares prescribing within 1 day of diagnosis (the day of diagnosis or the next day) with prescribing 2 or more days later. Bars carry Wilson 95% CIs, and each bar is labeled with its outcome frequency and counts. The dashed line is the cohort outcome frequency, 17.5%, with its 95% CI (17.2–17.9) shaded.</w:t>
+      </w:r>
+    </w:p>
+    <w:p>
+      <w:pPr>
+        <w:pStyle w:val="BodyText"/>
+      </w:pPr>
+      <w:r>
+        <w:t xml:space="preserve">The held-out test set was divided into quintiles of pre-index history length, and each retrieval arm was scored within each quintile at its own best k from section S6 (Table S8). The best k was chosen on all test patients, so these values are optimistic in the same way.</w:t>
       </w:r>
     </w:p>
     <w:p>
@@ -290,13 +282,14 @@
         <w:t xml:space="preserve"> </w:t>
       </w:r>
       <w:r>
-        <w:t xml:space="preserve">= 1), with bootstrap 95% CIs within each quintile. Days are the quintile’s bounds of pre-index history. Weighted: importance-weighted cosine; plain: plain cosine. Random retrieval uses uniform weights and the draw whose AUC at its best k is closest to the mean of 1,000 draws.</w:t>
+        <w:t xml:space="preserve">= 1), with bootstrap 95% CIs within each quintile. Days are the quintile’s bounds of pre-index history. Weighted: logistic-regression-weighted cosine; plain: plain cosine. Random retrieval uses uniform weights and the draw whose AUC at its best k is closest to the mean of 1,000 draws.</w:t>
       </w:r>
     </w:p>
     <w:tbl>
       <w:tblPr>
         <w:tblStyle w:val="Table"/>
-        <w:tblW w:type="pct" w:w="4999.999999999999"/>
+        <w:tblW w:type="pct" w:w="5000"/>
+        <w:tblLayout w:type="fixed"/>
         <w:tblLook w:firstRow="1" w:lastRow="0" w:firstColumn="0" w:lastColumn="0" w:noHBand="0" w:noVBand="0" w:val="0020"/>
       </w:tblPr>
       <w:tblGrid>
@@ -308,22 +301,26 @@
         <w:gridCol w:w="1827"/>
       </w:tblGrid>
       <w:tr>
-        <w:tc>
-          <w:p>
-            <w:pPr>
-              <w:pStyle w:val="Compact"/>
-              <w:jc w:val="left"/>
+        <w:trPr>
+          <w:tblHeader w:val="on"/>
+        </w:trPr>
+        <w:tc>
+          <w:tcPr/>
+          <w:p>
+            <w:pPr>
+              <w:pStyle w:val="Compact"/>
             </w:pPr>
             <w:r>
               <w:rPr>
+                <w:b/>
                 <w:bCs/>
-                <w:b/>
               </w:rPr>
               <w:t xml:space="preserve">Days</w:t>
             </w:r>
           </w:p>
         </w:tc>
         <w:tc>
+          <w:tcPr/>
           <w:p>
             <w:pPr>
               <w:pStyle w:val="Compact"/>
@@ -331,14 +328,15 @@
             </w:pPr>
             <w:r>
               <w:rPr>
+                <w:b/>
                 <w:bCs/>
-                <w:b/>
               </w:rPr>
               <w:t xml:space="preserve">n</w:t>
             </w:r>
           </w:p>
         </w:tc>
         <w:tc>
+          <w:tcPr/>
           <w:p>
             <w:pPr>
               <w:pStyle w:val="Compact"/>
@@ -346,53 +344,53 @@
             </w:pPr>
             <w:r>
               <w:rPr>
+                <w:b/>
                 <w:bCs/>
-                <w:b/>
               </w:rPr>
               <w:t xml:space="preserve">Events</w:t>
             </w:r>
           </w:p>
         </w:tc>
         <w:tc>
-          <w:p>
-            <w:pPr>
-              <w:pStyle w:val="Compact"/>
-              <w:jc w:val="left"/>
+          <w:tcPr/>
+          <w:p>
+            <w:pPr>
+              <w:pStyle w:val="Compact"/>
             </w:pPr>
             <w:r>
               <w:rPr>
+                <w:b/>
                 <w:bCs/>
-                <w:b/>
               </w:rPr>
               <w:t xml:space="preserve">Weighted, k = 295</w:t>
             </w:r>
           </w:p>
         </w:tc>
         <w:tc>
-          <w:p>
-            <w:pPr>
-              <w:pStyle w:val="Compact"/>
-              <w:jc w:val="left"/>
+          <w:tcPr/>
+          <w:p>
+            <w:pPr>
+              <w:pStyle w:val="Compact"/>
             </w:pPr>
             <w:r>
               <w:rPr>
+                <w:b/>
                 <w:bCs/>
-                <w:b/>
               </w:rPr>
               <w:t xml:space="preserve">Plain, k = 757</w:t>
             </w:r>
           </w:p>
         </w:tc>
         <w:tc>
-          <w:p>
-            <w:pPr>
-              <w:pStyle w:val="Compact"/>
-              <w:jc w:val="left"/>
+          <w:tcPr/>
+          <w:p>
+            <w:pPr>
+              <w:pStyle w:val="Compact"/>
             </w:pPr>
             <w:r>
               <w:rPr>
+                <w:b/>
                 <w:bCs/>
-                <w:b/>
               </w:rPr>
               <w:t xml:space="preserve">Random, k = 32,720</w:t>
             </w:r>
@@ -401,10 +399,10 @@
       </w:tr>
       <w:tr>
         <w:tc>
-          <w:p>
-            <w:pPr>
-              <w:pStyle w:val="Compact"/>
-              <w:jc w:val="left"/>
+          <w:tcPr/>
+          <w:p>
+            <w:pPr>
+              <w:pStyle w:val="Compact"/>
             </w:pPr>
             <w:r>
               <w:t xml:space="preserve">731–1,110</w:t>
@@ -412,6 +410,7 @@
           </w:p>
         </w:tc>
         <w:tc>
+          <w:tcPr/>
           <w:p>
             <w:pPr>
               <w:pStyle w:val="Compact"/>
@@ -423,6 +422,7 @@
           </w:p>
         </w:tc>
         <w:tc>
+          <w:tcPr/>
           <w:p>
             <w:pPr>
               <w:pStyle w:val="Compact"/>
@@ -434,10 +434,10 @@
           </w:p>
         </w:tc>
         <w:tc>
-          <w:p>
-            <w:pPr>
-              <w:pStyle w:val="Compact"/>
-              <w:jc w:val="left"/>
+          <w:tcPr/>
+          <w:p>
+            <w:pPr>
+              <w:pStyle w:val="Compact"/>
             </w:pPr>
             <w:r>
               <w:t xml:space="preserve">0.625 (0.592–0.657)</w:t>
@@ -445,10 +445,10 @@
           </w:p>
         </w:tc>
         <w:tc>
-          <w:p>
-            <w:pPr>
-              <w:pStyle w:val="Compact"/>
-              <w:jc w:val="left"/>
+          <w:tcPr/>
+          <w:p>
+            <w:pPr>
+              <w:pStyle w:val="Compact"/>
             </w:pPr>
             <w:r>
               <w:t xml:space="preserve">0.619 (0.585–0.651)</w:t>
@@ -456,10 +456,10 @@
           </w:p>
         </w:tc>
         <w:tc>
-          <w:p>
-            <w:pPr>
-              <w:pStyle w:val="Compact"/>
-              <w:jc w:val="left"/>
+          <w:tcPr/>
+          <w:p>
+            <w:pPr>
+              <w:pStyle w:val="Compact"/>
             </w:pPr>
             <w:r>
               <w:t xml:space="preserve">0.479 (0.447–0.513)</w:t>
@@ -469,10 +469,10 @@
       </w:tr>
       <w:tr>
         <w:tc>
-          <w:p>
-            <w:pPr>
-              <w:pStyle w:val="Compact"/>
-              <w:jc w:val="left"/>
+          <w:tcPr/>
+          <w:p>
+            <w:pPr>
+              <w:pStyle w:val="Compact"/>
             </w:pPr>
             <w:r>
               <w:t xml:space="preserve">1,111–1,554</w:t>
@@ -480,6 +480,7 @@
           </w:p>
         </w:tc>
         <w:tc>
+          <w:tcPr/>
           <w:p>
             <w:pPr>
               <w:pStyle w:val="Compact"/>
@@ -491,6 +492,7 @@
           </w:p>
         </w:tc>
         <w:tc>
+          <w:tcPr/>
           <w:p>
             <w:pPr>
               <w:pStyle w:val="Compact"/>
@@ -502,10 +504,10 @@
           </w:p>
         </w:tc>
         <w:tc>
-          <w:p>
-            <w:pPr>
-              <w:pStyle w:val="Compact"/>
-              <w:jc w:val="left"/>
+          <w:tcPr/>
+          <w:p>
+            <w:pPr>
+              <w:pStyle w:val="Compact"/>
             </w:pPr>
             <w:r>
               <w:t xml:space="preserve">0.624 (0.590–0.658)</w:t>
@@ -513,10 +515,10 @@
           </w:p>
         </w:tc>
         <w:tc>
-          <w:p>
-            <w:pPr>
-              <w:pStyle w:val="Compact"/>
-              <w:jc w:val="left"/>
+          <w:tcPr/>
+          <w:p>
+            <w:pPr>
+              <w:pStyle w:val="Compact"/>
             </w:pPr>
             <w:r>
               <w:t xml:space="preserve">0.619 (0.584–0.652)</w:t>
@@ -524,10 +526,10 @@
           </w:p>
         </w:tc>
         <w:tc>
-          <w:p>
-            <w:pPr>
-              <w:pStyle w:val="Compact"/>
-              <w:jc w:val="left"/>
+          <w:tcPr/>
+          <w:p>
+            <w:pPr>
+              <w:pStyle w:val="Compact"/>
             </w:pPr>
             <w:r>
               <w:t xml:space="preserve">0.526 (0.489–0.561)</w:t>
@@ -537,10 +539,10 @@
       </w:tr>
       <w:tr>
         <w:tc>
-          <w:p>
-            <w:pPr>
-              <w:pStyle w:val="Compact"/>
-              <w:jc w:val="left"/>
+          <w:tcPr/>
+          <w:p>
+            <w:pPr>
+              <w:pStyle w:val="Compact"/>
             </w:pPr>
             <w:r>
               <w:t xml:space="preserve">1,555–2,066</w:t>
@@ -548,6 +550,7 @@
           </w:p>
         </w:tc>
         <w:tc>
+          <w:tcPr/>
           <w:p>
             <w:pPr>
               <w:pStyle w:val="Compact"/>
@@ -559,6 +562,7 @@
           </w:p>
         </w:tc>
         <w:tc>
+          <w:tcPr/>
           <w:p>
             <w:pPr>
               <w:pStyle w:val="Compact"/>
@@ -570,10 +574,10 @@
           </w:p>
         </w:tc>
         <w:tc>
-          <w:p>
-            <w:pPr>
-              <w:pStyle w:val="Compact"/>
-              <w:jc w:val="left"/>
+          <w:tcPr/>
+          <w:p>
+            <w:pPr>
+              <w:pStyle w:val="Compact"/>
             </w:pPr>
             <w:r>
               <w:t xml:space="preserve">0.600 (0.564–0.636)</w:t>
@@ -581,10 +585,10 @@
           </w:p>
         </w:tc>
         <w:tc>
-          <w:p>
-            <w:pPr>
-              <w:pStyle w:val="Compact"/>
-              <w:jc w:val="left"/>
+          <w:tcPr/>
+          <w:p>
+            <w:pPr>
+              <w:pStyle w:val="Compact"/>
             </w:pPr>
             <w:r>
               <w:t xml:space="preserve">0.608 (0.572–0.643)</w:t>
@@ -592,10 +596,10 @@
           </w:p>
         </w:tc>
         <w:tc>
-          <w:p>
-            <w:pPr>
-              <w:pStyle w:val="Compact"/>
-              <w:jc w:val="left"/>
+          <w:tcPr/>
+          <w:p>
+            <w:pPr>
+              <w:pStyle w:val="Compact"/>
             </w:pPr>
             <w:r>
               <w:t xml:space="preserve">0.531 (0.492–0.564)</w:t>
@@ -605,10 +609,10 @@
       </w:tr>
       <w:tr>
         <w:tc>
-          <w:p>
-            <w:pPr>
-              <w:pStyle w:val="Compact"/>
-              <w:jc w:val="left"/>
+          <w:tcPr/>
+          <w:p>
+            <w:pPr>
+              <w:pStyle w:val="Compact"/>
             </w:pPr>
             <w:r>
               <w:t xml:space="preserve">2,067–2,733</w:t>
@@ -616,6 +620,7 @@
           </w:p>
         </w:tc>
         <w:tc>
+          <w:tcPr/>
           <w:p>
             <w:pPr>
               <w:pStyle w:val="Compact"/>
@@ -627,6 +632,7 @@
           </w:p>
         </w:tc>
         <w:tc>
+          <w:tcPr/>
           <w:p>
             <w:pPr>
               <w:pStyle w:val="Compact"/>
@@ -638,10 +644,10 @@
           </w:p>
         </w:tc>
         <w:tc>
-          <w:p>
-            <w:pPr>
-              <w:pStyle w:val="Compact"/>
-              <w:jc w:val="left"/>
+          <w:tcPr/>
+          <w:p>
+            <w:pPr>
+              <w:pStyle w:val="Compact"/>
             </w:pPr>
             <w:r>
               <w:t xml:space="preserve">0.633 (0.598–0.669)</w:t>
@@ -649,10 +655,10 @@
           </w:p>
         </w:tc>
         <w:tc>
-          <w:p>
-            <w:pPr>
-              <w:pStyle w:val="Compact"/>
-              <w:jc w:val="left"/>
+          <w:tcPr/>
+          <w:p>
+            <w:pPr>
+              <w:pStyle w:val="Compact"/>
             </w:pPr>
             <w:r>
               <w:t xml:space="preserve">0.626 (0.592–0.663)</w:t>
@@ -660,10 +666,10 @@
           </w:p>
         </w:tc>
         <w:tc>
-          <w:p>
-            <w:pPr>
-              <w:pStyle w:val="Compact"/>
-              <w:jc w:val="left"/>
+          <w:tcPr/>
+          <w:p>
+            <w:pPr>
+              <w:pStyle w:val="Compact"/>
             </w:pPr>
             <w:r>
               <w:t xml:space="preserve">0.487 (0.449–0.523)</w:t>
@@ -673,10 +679,10 @@
       </w:tr>
       <w:tr>
         <w:tc>
-          <w:p>
-            <w:pPr>
-              <w:pStyle w:val="Compact"/>
-              <w:jc w:val="left"/>
+          <w:tcPr/>
+          <w:p>
+            <w:pPr>
+              <w:pStyle w:val="Compact"/>
             </w:pPr>
             <w:r>
               <w:t xml:space="preserve">2,734–5,288</w:t>
@@ -684,6 +690,7 @@
           </w:p>
         </w:tc>
         <w:tc>
+          <w:tcPr/>
           <w:p>
             <w:pPr>
               <w:pStyle w:val="Compact"/>
@@ -695,6 +702,7 @@
           </w:p>
         </w:tc>
         <w:tc>
+          <w:tcPr/>
           <w:p>
             <w:pPr>
               <w:pStyle w:val="Compact"/>
@@ -706,10 +714,10 @@
           </w:p>
         </w:tc>
         <w:tc>
-          <w:p>
-            <w:pPr>
-              <w:pStyle w:val="Compact"/>
-              <w:jc w:val="left"/>
+          <w:tcPr/>
+          <w:p>
+            <w:pPr>
+              <w:pStyle w:val="Compact"/>
             </w:pPr>
             <w:r>
               <w:t xml:space="preserve">0.619 (0.580–0.655)</w:t>
@@ -717,10 +725,10 @@
           </w:p>
         </w:tc>
         <w:tc>
-          <w:p>
-            <w:pPr>
-              <w:pStyle w:val="Compact"/>
-              <w:jc w:val="left"/>
+          <w:tcPr/>
+          <w:p>
+            <w:pPr>
+              <w:pStyle w:val="Compact"/>
             </w:pPr>
             <w:r>
               <w:t xml:space="preserve">0.598 (0.561–0.636)</w:t>
@@ -728,10 +736,10 @@
           </w:p>
         </w:tc>
         <w:tc>
-          <w:p>
-            <w:pPr>
-              <w:pStyle w:val="Compact"/>
-              <w:jc w:val="left"/>
+          <w:tcPr/>
+          <w:p>
+            <w:pPr>
+              <w:pStyle w:val="Compact"/>
             </w:pPr>
             <w:r>
               <w:t xml:space="preserve">0.479 (0.437–0.519)</w:t>
@@ -745,7 +753,7 @@
         <w:pStyle w:val="BodyText"/>
       </w:pPr>
       <w:r>
-        <w:t xml:space="preserve">AUC ranged from 0.600 to 0.633 for importance-weighted and 0.598 to 0.626 for plain cosine retrieval, without a monotonic trend, and every quintile’s interval overlapped the others. Random retrieval stayed near 0.5, and its interval included 0.5 in every quintile. This does not establish independence from record volume; differing case mix and imprecision within strata limit interpretation.</w:t>
+        <w:t xml:space="preserve">AUC ranged from 0.600 to 0.633 for logistic-regression-weighted and 0.598 to 0.626 for plain cosine retrieval, without a monotonic trend, and every quintile’s interval overlapped the others. Random retrieval stayed near 0.5, and its interval included 0.5 in every quintile. This does not establish independence from record volume; differing case mix and imprecision within strata limit interpretation.</w:t>
       </w:r>
     </w:p>
     <w:p>
@@ -756,7 +764,7 @@
         <w:t xml:space="preserve">The stratification covers neighbor prediction only, not the trained classifiers. Each quintile contained about 1,700 patients.</w:t>
       </w:r>
     </w:p>
-    <w:bookmarkEnd w:id="24"/>
+    <w:bookmarkEnd w:id="32"/>
     <w:sectPr>
       <w:pgSz w:h="15840" w:w="12240"/>
       <w:pgMar w:bottom="1440" w:footer="708" w:gutter="0" w:header="708" w:left="1800" w:right="1800" w:top="1440"/>
@@ -968,14 +976,14 @@
     </w:lvl>
   </w:abstractNum>
   <w:abstractNum w:abstractNumId="990">
-    <w:nsid w:val="2c1ae401"/>
+    <w:nsid w:val="0000A990"/>
     <w:multiLevelType w:val="multilevel"/>
     <w:lvl w:ilvl="0">
       <w:numFmt w:val="bullet"/>
       <w:lvlText w:val=" "/>
       <w:lvlJc w:val="left"/>
       <w:pPr>
-        <w:ind w:left="720" w:hanging="480"/>
+        <w:ind w:left="720" w:hanging="360"/>
       </w:pPr>
     </w:lvl>
     <w:lvl w:ilvl="1">
@@ -983,7 +991,7 @@
       <w:lvlText w:val=" "/>
       <w:lvlJc w:val="left"/>
       <w:pPr>
-        <w:ind w:left="1440" w:hanging="480"/>
+        <w:ind w:left="1440" w:hanging="360"/>
       </w:pPr>
     </w:lvl>
     <w:lvl w:ilvl="2">
@@ -991,7 +999,7 @@
       <w:lvlText w:val=" "/>
       <w:lvlJc w:val="left"/>
       <w:pPr>
-        <w:ind w:left="2160" w:hanging="480"/>
+        <w:ind w:left="2160" w:hanging="360"/>
       </w:pPr>
     </w:lvl>
     <w:lvl w:ilvl="3">
@@ -999,7 +1007,7 @@
       <w:lvlText w:val=" "/>
       <w:lvlJc w:val="left"/>
       <w:pPr>
-        <w:ind w:left="2880" w:hanging="480"/>
+        <w:ind w:left="2880" w:hanging="360"/>
       </w:pPr>
     </w:lvl>
     <w:lvl w:ilvl="4">
@@ -1007,7 +1015,7 @@
       <w:lvlText w:val=" "/>
       <w:lvlJc w:val="left"/>
       <w:pPr>
-        <w:ind w:left="3600" w:hanging="480"/>
+        <w:ind w:left="3600" w:hanging="360"/>
       </w:pPr>
     </w:lvl>
     <w:lvl w:ilvl="5">
@@ -1015,7 +1023,7 @@
       <w:lvlText w:val=" "/>
       <w:lvlJc w:val="left"/>
       <w:pPr>
-        <w:ind w:left="4320" w:hanging="480"/>
+        <w:ind w:left="4320" w:hanging="360"/>
       </w:pPr>
     </w:lvl>
     <w:lvl w:ilvl="6">
@@ -1023,7 +1031,7 @@
       <w:lvlText w:val=" "/>
       <w:lvlJc w:val="left"/>
       <w:pPr>
-        <w:ind w:left="5040" w:hanging="480"/>
+        <w:ind w:left="5040" w:hanging="360"/>
       </w:pPr>
     </w:lvl>
     <w:lvl w:ilvl="7">
@@ -1031,7 +1039,7 @@
       <w:lvlText w:val=" "/>
       <w:lvlJc w:val="left"/>
       <w:pPr>
-        <w:ind w:left="5760" w:hanging="480"/>
+        <w:ind w:left="5760" w:hanging="360"/>
       </w:pPr>
     </w:lvl>
     <w:lvl w:ilvl="8">
@@ -1039,7 +1047,7 @@
       <w:lvlText w:val=" "/>
       <w:lvlJc w:val="left"/>
       <w:pPr>
-        <w:ind w:left="6480" w:hanging="480"/>
+        <w:ind w:left="6480" w:hanging="360"/>
       </w:pPr>
     </w:lvl>
   </w:abstractNum>
@@ -1790,8 +1798,8 @@
     <w:name w:val="KeywordTok"/>
     <w:basedOn w:val="VerbatimChar"/>
     <w:rPr>
+      <w:b/>
       <w:color w:val="007020"/>
-      <w:b/>
     </w:rPr>
   </w:style>
   <w:style w:type="character" w:customStyle="1" w:styleId="DataTypeTok">
@@ -1867,40 +1875,43 @@
   <w:style w:type="character" w:customStyle="1" w:styleId="ImportTok">
     <w:name w:val="ImportTok"/>
     <w:basedOn w:val="VerbatimChar"/>
-    <w:rPr/>
+    <w:rPr>
+      <w:b/>
+      <w:color w:val="008000"/>
+    </w:rPr>
   </w:style>
   <w:style w:type="character" w:customStyle="1" w:styleId="CommentTok">
     <w:name w:val="CommentTok"/>
     <w:basedOn w:val="VerbatimChar"/>
     <w:rPr>
+      <w:i/>
       <w:color w:val="60a0b0"/>
-      <w:i/>
     </w:rPr>
   </w:style>
   <w:style w:type="character" w:customStyle="1" w:styleId="DocumentationTok">
     <w:name w:val="DocumentationTok"/>
     <w:basedOn w:val="VerbatimChar"/>
     <w:rPr>
+      <w:i/>
       <w:color w:val="ba2121"/>
-      <w:i/>
     </w:rPr>
   </w:style>
   <w:style w:type="character" w:customStyle="1" w:styleId="AnnotationTok">
     <w:name w:val="AnnotationTok"/>
     <w:basedOn w:val="VerbatimChar"/>
     <w:rPr>
-      <w:color w:val="60a0b0"/>
       <w:b/>
       <w:i/>
+      <w:color w:val="60a0b0"/>
     </w:rPr>
   </w:style>
   <w:style w:type="character" w:customStyle="1" w:styleId="CommentVarTok">
     <w:name w:val="CommentVarTok"/>
     <w:basedOn w:val="VerbatimChar"/>
     <w:rPr>
-      <w:color w:val="60a0b0"/>
       <w:b/>
       <w:i/>
+      <w:color w:val="60a0b0"/>
     </w:rPr>
   </w:style>
   <w:style w:type="character" w:customStyle="1" w:styleId="OtherTok">
@@ -1928,8 +1939,8 @@
     <w:name w:val="ControlFlowTok"/>
     <w:basedOn w:val="VerbatimChar"/>
     <w:rPr>
+      <w:b/>
       <w:color w:val="007020"/>
-      <w:b/>
     </w:rPr>
   </w:style>
   <w:style w:type="character" w:customStyle="1" w:styleId="OperatorTok">
@@ -1942,7 +1953,9 @@
   <w:style w:type="character" w:customStyle="1" w:styleId="BuiltInTok">
     <w:name w:val="BuiltInTok"/>
     <w:basedOn w:val="VerbatimChar"/>
-    <w:rPr/>
+    <w:rPr>
+      <w:color w:val="008000"/>
+    </w:rPr>
   </w:style>
   <w:style w:type="character" w:customStyle="1" w:styleId="ExtensionTok">
     <w:name w:val="ExtensionTok"/>
@@ -1972,34 +1985,34 @@
     <w:name w:val="InformationTok"/>
     <w:basedOn w:val="VerbatimChar"/>
     <w:rPr>
-      <w:color w:val="60a0b0"/>
       <w:b/>
       <w:i/>
+      <w:color w:val="60a0b0"/>
     </w:rPr>
   </w:style>
   <w:style w:type="character" w:customStyle="1" w:styleId="WarningTok">
     <w:name w:val="WarningTok"/>
     <w:basedOn w:val="VerbatimChar"/>
     <w:rPr>
-      <w:color w:val="60a0b0"/>
       <w:b/>
       <w:i/>
+      <w:color w:val="60a0b0"/>
     </w:rPr>
   </w:style>
   <w:style w:type="character" w:customStyle="1" w:styleId="AlertTok">
     <w:name w:val="AlertTok"/>
     <w:basedOn w:val="VerbatimChar"/>
     <w:rPr>
+      <w:b/>
       <w:color w:val="ff0000"/>
-      <w:b/>
     </w:rPr>
   </w:style>
   <w:style w:type="character" w:customStyle="1" w:styleId="ErrorTok">
     <w:name w:val="ErrorTok"/>
     <w:basedOn w:val="VerbatimChar"/>
     <w:rPr>
+      <w:b/>
       <w:color w:val="ff0000"/>
-      <w:b/>
     </w:rPr>
   </w:style>
   <w:style w:type="character" w:customStyle="1" w:styleId="NormalTok">
